--- a/luastg_aex/Bundle-After-Ex-Plus/说明文档/剧情设定.docx
+++ b/luastg_aex/Bundle-After-Ex-Plus/说明文档/剧情设定.docx
@@ -60,6 +60,63 @@
         </w:rPr>
         <w:t>剧情设定</w:t>
       </w:r>
+    </w:p>
+    <w:p>
+      <w:pPr>
+        <w:pageBreakBefore w:val="0"/>
+        <w:kinsoku/>
+        <w:wordWrap/>
+        <w:overflowPunct/>
+        <w:topLinePunct w:val="0"/>
+        <w:autoSpaceDE/>
+        <w:autoSpaceDN/>
+        <w:bidi w:val="0"/>
+        <w:adjustRightInd/>
+        <w:snapToGrid/>
+        <w:spacing w:line="360" w:lineRule="auto"/>
+        <w:jc w:val="center"/>
+        <w:textAlignment w:val="auto"/>
+        <w:rPr>
+          <w:rFonts w:hint="default" w:ascii="楷体" w:hAnsi="楷体" w:eastAsia="楷体" w:cs="楷体"/>
+          <w:sz w:val="21"/>
+          <w:szCs w:val="21"/>
+          <w:lang w:val="en-US" w:eastAsia="zh-CN"/>
+        </w:rPr>
+      </w:pPr>
+      <w:r>
+        <w:rPr>
+          <w:rFonts w:hint="eastAsia" w:ascii="楷体" w:hAnsi="楷体" w:eastAsia="楷体" w:cs="楷体"/>
+          <w:sz w:val="21"/>
+          <w:szCs w:val="21"/>
+          <w:lang w:val="en-US" w:eastAsia="zh-CN"/>
+        </w:rPr>
+        <w:t>Version:v1.00</w:t>
+      </w:r>
+    </w:p>
+    <w:p>
+      <w:pPr>
+        <w:pageBreakBefore w:val="0"/>
+        <w:kinsoku/>
+        <w:wordWrap/>
+        <w:overflowPunct/>
+        <w:topLinePunct w:val="0"/>
+        <w:autoSpaceDE/>
+        <w:autoSpaceDN/>
+        <w:bidi w:val="0"/>
+        <w:adjustRightInd/>
+        <w:snapToGrid/>
+        <w:spacing w:line="360" w:lineRule="auto"/>
+        <w:jc w:val="center"/>
+        <w:textAlignment w:val="auto"/>
+        <w:rPr>
+          <w:rFonts w:hint="eastAsia" w:ascii="黑体" w:hAnsi="黑体" w:eastAsia="黑体" w:cs="黑体"/>
+          <w:sz w:val="30"/>
+          <w:szCs w:val="30"/>
+          <w:lang w:val="en-US" w:eastAsia="zh-CN"/>
+        </w:rPr>
+      </w:pPr>
+      <w:bookmarkStart w:id="0" w:name="_GoBack"/>
+      <w:bookmarkEnd w:id="0"/>
     </w:p>
     <w:p>
       <w:pPr>
@@ -5521,6 +5578,7 @@
     <w:p>
       <w:pPr>
         <w:numPr>
+          <w:ilvl w:val="0"/>
           <w:numId w:val="0"/>
         </w:numPr>
         <w:spacing w:line="360" w:lineRule="auto"/>
@@ -5541,6 +5599,7 @@
     <w:p>
       <w:pPr>
         <w:numPr>
+          <w:ilvl w:val="0"/>
           <w:numId w:val="0"/>
         </w:numPr>
         <w:spacing w:line="360" w:lineRule="auto"/>
@@ -5561,6 +5620,7 @@
     <w:p>
       <w:pPr>
         <w:numPr>
+          <w:ilvl w:val="0"/>
           <w:numId w:val="0"/>
         </w:numPr>
         <w:spacing w:line="360" w:lineRule="auto"/>
@@ -5581,6 +5641,7 @@
     <w:p>
       <w:pPr>
         <w:numPr>
+          <w:ilvl w:val="0"/>
           <w:numId w:val="0"/>
         </w:numPr>
         <w:spacing w:line="360" w:lineRule="auto"/>
@@ -5597,8 +5658,6 @@
         </w:rPr>
         <w:t>她，以及她们，会在这片土地上，遇见怎样的可能性？</w:t>
       </w:r>
-      <w:bookmarkStart w:id="0" w:name="_GoBack"/>
-      <w:bookmarkEnd w:id="0"/>
     </w:p>
     <w:sectPr>
       <w:pgSz w:w="11906" w:h="16838"/>

--- a/luastg_aex/Bundle-After-Ex-Plus/说明文档/剧情设定.docx
+++ b/luastg_aex/Bundle-After-Ex-Plus/说明文档/剧情设定.docx
@@ -90,8 +90,10 @@
           <w:szCs w:val="21"/>
           <w:lang w:val="en-US" w:eastAsia="zh-CN"/>
         </w:rPr>
-        <w:t>Version:v1.00</w:t>
-      </w:r>
+        <w:t>Version:v1.01</w:t>
+      </w:r>
+      <w:bookmarkStart w:id="0" w:name="_GoBack"/>
+      <w:bookmarkEnd w:id="0"/>
     </w:p>
     <w:p>
       <w:pPr>
@@ -115,8 +117,6 @@
           <w:lang w:val="en-US" w:eastAsia="zh-CN"/>
         </w:rPr>
       </w:pPr>
-      <w:bookmarkStart w:id="0" w:name="_GoBack"/>
-      <w:bookmarkEnd w:id="0"/>
     </w:p>
     <w:p>
       <w:pPr>

--- a/luastg_aex/Bundle-After-Ex-Plus/说明文档/剧情设定.docx
+++ b/luastg_aex/Bundle-After-Ex-Plus/说明文档/剧情设定.docx
@@ -90,11 +90,11 @@
           <w:szCs w:val="21"/>
           <w:lang w:val="en-US" w:eastAsia="zh-CN"/>
         </w:rPr>
-        <w:t>Version:v1.01</w:t>
+        <w:t>Version:v1.01b</w:t>
       </w:r>
       <w:bookmarkStart w:id="0" w:name="_GoBack"/>
-      <w:bookmarkEnd w:id="0"/>
-    </w:p>
+    </w:p>
+    <w:bookmarkEnd w:id="0"/>
     <w:p>
       <w:pPr>
         <w:pageBreakBefore w:val="0"/>
@@ -3447,6 +3447,20 @@
         <w:ind w:left="0" w:right="0"/>
         <w:jc w:val="both"/>
         <w:textAlignment w:val="auto"/>
+        <w:rPr>
+          <w:rFonts w:hint="eastAsia" w:ascii="宋体" w:hAnsi="宋体" w:eastAsia="宋体" w:cs="宋体"/>
+          <w:b w:val="0"/>
+          <w:bCs w:val="0"/>
+          <w:i w:val="0"/>
+          <w:iCs w:val="0"/>
+          <w:color w:val="000000"/>
+          <w:spacing w:val="0"/>
+          <w:w w:val="100"/>
+          <w:sz w:val="21"/>
+          <w:szCs w:val="21"/>
+          <w:vertAlign w:val="baseline"/>
+          <w:lang w:val="en-US" w:eastAsia="zh-CN"/>
+        </w:rPr>
       </w:pPr>
       <w:r>
         <w:rPr>
@@ -3744,7 +3758,40 @@
           <w:szCs w:val="21"/>
           <w:vertAlign w:val="baseline"/>
         </w:rPr>
-        <w:t>很不巧，嵌入这个服务器中的智能体只有收集并处理信息的指令，于是将主角身边的游离信息全部吸入，于是急剧过载，溢出了分配的安全内存，抛出写有奇怪台词的弹窗</w:t>
+        <w:t>很不巧，嵌入这个服务器中的智能体只有收集并处理信息的指令，于是将主角身边游离</w:t>
+      </w:r>
+      <w:r>
+        <w:rPr>
+          <w:rFonts w:hint="eastAsia" w:ascii="宋体" w:hAnsi="宋体" w:eastAsia="宋体" w:cs="宋体"/>
+          <w:b w:val="0"/>
+          <w:bCs w:val="0"/>
+          <w:i w:val="0"/>
+          <w:iCs w:val="0"/>
+          <w:color w:val="000000"/>
+          <w:spacing w:val="0"/>
+          <w:w w:val="100"/>
+          <w:sz w:val="21"/>
+          <w:szCs w:val="21"/>
+          <w:vertAlign w:val="baseline"/>
+          <w:lang w:val="en-US" w:eastAsia="zh-CN"/>
+        </w:rPr>
+        <w:t>的部分</w:t>
+      </w:r>
+      <w:r>
+        <w:rPr>
+          <w:rFonts w:hint="eastAsia" w:ascii="宋体" w:hAnsi="宋体" w:eastAsia="宋体" w:cs="宋体"/>
+          <w:b w:val="0"/>
+          <w:bCs w:val="0"/>
+          <w:i w:val="0"/>
+          <w:iCs w:val="0"/>
+          <w:color w:val="000000"/>
+          <w:spacing w:val="0"/>
+          <w:w w:val="100"/>
+          <w:sz w:val="21"/>
+          <w:szCs w:val="21"/>
+          <w:vertAlign w:val="baseline"/>
+        </w:rPr>
+        <w:t>信息吸入，于是急剧过载，溢出了分配的安全内存，抛出写有奇怪台词的弹窗</w:t>
       </w:r>
       <w:r>
         <w:rPr>
@@ -3762,6 +3809,77 @@
           <w:lang w:eastAsia="zh-CN"/>
         </w:rPr>
         <w:t>。</w:t>
+      </w:r>
+      <w:r>
+        <w:rPr>
+          <w:rFonts w:hint="eastAsia" w:ascii="宋体" w:hAnsi="宋体" w:eastAsia="宋体" w:cs="宋体"/>
+          <w:b w:val="0"/>
+          <w:bCs w:val="0"/>
+          <w:i w:val="0"/>
+          <w:iCs w:val="0"/>
+          <w:color w:val="000000"/>
+          <w:spacing w:val="0"/>
+          <w:w w:val="100"/>
+          <w:sz w:val="21"/>
+          <w:szCs w:val="21"/>
+          <w:vertAlign w:val="baseline"/>
+          <w:lang w:val="en-US" w:eastAsia="zh-CN"/>
+        </w:rPr>
+        <w:t>但很幸运只触及了主角外在信息的表层便被撑爆了。</w:t>
+      </w:r>
+    </w:p>
+    <w:p>
+      <w:pPr>
+        <w:pStyle w:val="3"/>
+        <w:keepNext w:val="0"/>
+        <w:keepLines w:val="0"/>
+        <w:pageBreakBefore w:val="0"/>
+        <w:widowControl/>
+        <w:suppressLineNumbers w:val="0"/>
+        <w:kinsoku/>
+        <w:wordWrap/>
+        <w:overflowPunct/>
+        <w:topLinePunct w:val="0"/>
+        <w:autoSpaceDE/>
+        <w:autoSpaceDN/>
+        <w:bidi w:val="0"/>
+        <w:adjustRightInd/>
+        <w:snapToGrid/>
+        <w:spacing w:before="0" w:beforeAutospacing="0" w:after="0" w:afterAutospacing="0" w:line="360" w:lineRule="auto"/>
+        <w:ind w:left="0" w:right="0" w:firstLine="420" w:firstLineChars="0"/>
+        <w:jc w:val="both"/>
+        <w:textAlignment w:val="auto"/>
+        <w:rPr>
+          <w:rFonts w:hint="default" w:ascii="宋体" w:hAnsi="宋体" w:eastAsia="宋体" w:cs="宋体"/>
+          <w:b w:val="0"/>
+          <w:bCs w:val="0"/>
+          <w:i w:val="0"/>
+          <w:iCs w:val="0"/>
+          <w:color w:val="000000"/>
+          <w:spacing w:val="0"/>
+          <w:w w:val="100"/>
+          <w:sz w:val="21"/>
+          <w:szCs w:val="21"/>
+          <w:vertAlign w:val="baseline"/>
+          <w:lang w:val="en-US" w:eastAsia="zh-CN"/>
+        </w:rPr>
+      </w:pPr>
+      <w:r>
+        <w:rPr>
+          <w:rFonts w:hint="eastAsia" w:ascii="宋体" w:hAnsi="宋体" w:eastAsia="宋体" w:cs="宋体"/>
+          <w:b w:val="0"/>
+          <w:bCs w:val="0"/>
+          <w:i w:val="0"/>
+          <w:iCs w:val="0"/>
+          <w:color w:val="000000"/>
+          <w:spacing w:val="0"/>
+          <w:w w:val="100"/>
+          <w:sz w:val="21"/>
+          <w:szCs w:val="21"/>
+          <w:vertAlign w:val="baseline"/>
+          <w:lang w:val="en-US" w:eastAsia="zh-CN"/>
+        </w:rPr>
+        <w:t>“外在信息的表层”这处说法挺有意思。生物身上的信息被剥离然后处理的过程很像这样的过程：由表及里地观察分析它。譬如人类了解另一个人的过程：先看见显著的，占据感知野最多的特征，行为，据此获得粗浅的认识（他是个什么形状的东西？他的外貌如何？他是人吗？他大致的行为习惯如何？），再慢慢开始注意占据感知野较小的信息，获得更细力度的认识（他举手投足之间的细节？他做事的一贯风格？）。而对于涟析这样一个自身已经接近幻想乡里的生物，已经具备一定复杂度，同时又沿途收集了诸多其他信息的妖怪来说，这些表层的东西便已是很庞大的内容了。</w:t>
       </w:r>
     </w:p>
     <w:p>
@@ -5508,7 +5626,7 @@
           <w:rFonts w:hint="eastAsia"/>
           <w:lang w:val="en-US" w:eastAsia="zh-CN"/>
         </w:rPr>
-        <w:t>所以丰姬最终仍然选择了……妥协？涟析当时与之交战时的嘲讽还真说对了？也许并非如此。作为贤者，他需要考虑的事情或许不仅有自己短浅的得失了，或许应该考虑：倘若自己撕破脸了，月之都真没有可用之人了，广义幻想乡内的局势会发生怎样的变化？那个年轻的狭义幻想乡是否足够强壮，以至于能应对好与之相伴的变局？与月之都的这些账终归是要算的，只不过，需要等待合适的时机。</w:t>
+        <w:t>所以丰姬最终仍然选择了……妥协？涟析当时与之交战时的嘲讽还真说对了？也许并非如此。也许不能说谁错了，或许只是两人的立场不同罢了。作为贤者，她需要考虑的事情或许不仅有自己的幸福与自由，不仅有短浅的得失，或许应该考虑：倘若自己撕破脸了，月之都真没有可用之人了，广义幻想乡内的局势会发生怎样的变化？那个年轻的狭义幻想乡是否足够强壮，以至于能应对好与之相伴的变局？这是她自己的经历带给她的底色，于是她和涟析一样尊重对方的选择，虽然当时嘴皮子毒了点。但无论如何……还是好气！与月之都的这些账终归是要算的，只不过，需要等待合适的时机。</w:t>
       </w:r>
     </w:p>
     <w:p>
@@ -5516,7 +5634,7 @@
         <w:spacing w:line="360" w:lineRule="auto"/>
         <w:ind w:firstLine="420" w:firstLineChars="0"/>
         <w:rPr>
-          <w:rFonts w:hint="eastAsia"/>
+          <w:rFonts w:hint="default"/>
           <w:lang w:val="en-US" w:eastAsia="zh-CN"/>
         </w:rPr>
       </w:pPr>
@@ -5768,7 +5886,7 @@
     <w:lsdException w:qFormat="1" w:unhideWhenUsed="0" w:uiPriority="0" w:semiHidden="0" w:name="Title"/>
     <w:lsdException w:unhideWhenUsed="0" w:uiPriority="0" w:semiHidden="0" w:name="Closing"/>
     <w:lsdException w:unhideWhenUsed="0" w:uiPriority="0" w:semiHidden="0" w:name="Signature"/>
-    <w:lsdException w:unhideWhenUsed="0" w:uiPriority="0" w:name="Default Paragraph Font"/>
+    <w:lsdException w:qFormat="1" w:unhideWhenUsed="0" w:uiPriority="0" w:name="Default Paragraph Font"/>
     <w:lsdException w:unhideWhenUsed="0" w:uiPriority="0" w:semiHidden="0" w:name="Body Text"/>
     <w:lsdException w:unhideWhenUsed="0" w:uiPriority="0" w:semiHidden="0" w:name="Body Text Indent"/>
     <w:lsdException w:unhideWhenUsed="0" w:uiPriority="0" w:semiHidden="0" w:name="List Continue"/>
@@ -5989,6 +6107,7 @@
   <w:style w:type="character" w:default="1" w:styleId="5">
     <w:name w:val="Default Paragraph Font"/>
     <w:semiHidden/>
+    <w:qFormat/>
     <w:uiPriority w:val="0"/>
   </w:style>
   <w:style w:type="table" w:default="1" w:styleId="4">

--- a/luastg_aex/Bundle-After-Ex-Plus/说明文档/剧情设定.docx
+++ b/luastg_aex/Bundle-After-Ex-Plus/说明文档/剧情设定.docx
@@ -92,9 +92,7 @@
         </w:rPr>
         <w:t>Version:v1.01b</w:t>
       </w:r>
-      <w:bookmarkStart w:id="0" w:name="_GoBack"/>
-    </w:p>
-    <w:bookmarkEnd w:id="0"/>
+    </w:p>
     <w:p>
       <w:pPr>
         <w:pageBreakBefore w:val="0"/>
@@ -4845,8 +4843,8 @@
           <w:caps w:val="0"/>
           <w:color w:val="0F1115"/>
           <w:spacing w:val="0"/>
-          <w:sz w:val="22"/>
-          <w:szCs w:val="22"/>
+          <w:sz w:val="20"/>
+          <w:szCs w:val="20"/>
           <w:shd w:val="clear" w:fill="FFFFFF"/>
           <w:lang w:val="en-US" w:eastAsia="zh-CN"/>
         </w:rPr>
@@ -4859,8 +4857,8 @@
           <w:caps w:val="0"/>
           <w:color w:val="0F1115"/>
           <w:spacing w:val="0"/>
-          <w:sz w:val="22"/>
-          <w:szCs w:val="22"/>
+          <w:sz w:val="20"/>
+          <w:szCs w:val="20"/>
           <w:shd w:val="clear" w:fill="FFFFFF"/>
           <w:lang w:val="en-US" w:eastAsia="zh-CN"/>
         </w:rPr>
@@ -4895,8 +4893,8 @@
           <w:caps w:val="0"/>
           <w:color w:val="0F1115"/>
           <w:spacing w:val="0"/>
-          <w:sz w:val="22"/>
-          <w:szCs w:val="22"/>
+          <w:sz w:val="20"/>
+          <w:szCs w:val="20"/>
           <w:shd w:val="clear" w:fill="FFFFFF"/>
           <w:lang w:val="en-US" w:eastAsia="zh-CN"/>
         </w:rPr>
@@ -4909,8 +4907,8 @@
           <w:caps w:val="0"/>
           <w:color w:val="0F1115"/>
           <w:spacing w:val="0"/>
-          <w:sz w:val="22"/>
-          <w:szCs w:val="22"/>
+          <w:sz w:val="20"/>
+          <w:szCs w:val="20"/>
           <w:shd w:val="clear" w:fill="FFFFFF"/>
           <w:lang w:val="en-US" w:eastAsia="zh-CN"/>
         </w:rPr>
@@ -4945,8 +4943,8 @@
           <w:caps w:val="0"/>
           <w:color w:val="0F1115"/>
           <w:spacing w:val="0"/>
-          <w:sz w:val="22"/>
-          <w:szCs w:val="22"/>
+          <w:sz w:val="20"/>
+          <w:szCs w:val="20"/>
           <w:shd w:val="clear" w:fill="FFFFFF"/>
           <w:lang w:val="en-US" w:eastAsia="zh-CN"/>
         </w:rPr>
@@ -4959,8 +4957,8 @@
           <w:caps w:val="0"/>
           <w:color w:val="0F1115"/>
           <w:spacing w:val="0"/>
-          <w:sz w:val="22"/>
-          <w:szCs w:val="22"/>
+          <w:sz w:val="20"/>
+          <w:szCs w:val="20"/>
           <w:shd w:val="clear" w:fill="FFFFFF"/>
           <w:lang w:val="en-US" w:eastAsia="zh-CN"/>
         </w:rPr>
@@ -4995,8 +4993,8 @@
           <w:caps w:val="0"/>
           <w:color w:val="0F1115"/>
           <w:spacing w:val="0"/>
-          <w:sz w:val="22"/>
-          <w:szCs w:val="22"/>
+          <w:sz w:val="20"/>
+          <w:szCs w:val="20"/>
           <w:shd w:val="clear" w:fill="FFFFFF"/>
           <w:lang w:val="en-US" w:eastAsia="zh-CN"/>
         </w:rPr>
@@ -5009,8 +5007,8 @@
           <w:caps w:val="0"/>
           <w:color w:val="0F1115"/>
           <w:spacing w:val="0"/>
-          <w:sz w:val="22"/>
-          <w:szCs w:val="22"/>
+          <w:sz w:val="20"/>
+          <w:szCs w:val="20"/>
           <w:shd w:val="clear" w:fill="FFFFFF"/>
           <w:lang w:val="en-US" w:eastAsia="zh-CN"/>
         </w:rPr>
@@ -5045,8 +5043,8 @@
           <w:caps w:val="0"/>
           <w:color w:val="0F1115"/>
           <w:spacing w:val="0"/>
-          <w:sz w:val="22"/>
-          <w:szCs w:val="22"/>
+          <w:sz w:val="20"/>
+          <w:szCs w:val="20"/>
           <w:shd w:val="clear" w:fill="FFFFFF"/>
           <w:lang w:val="en-US" w:eastAsia="zh-CN"/>
         </w:rPr>
@@ -5059,8 +5057,8 @@
           <w:caps w:val="0"/>
           <w:color w:val="0F1115"/>
           <w:spacing w:val="0"/>
-          <w:sz w:val="22"/>
-          <w:szCs w:val="22"/>
+          <w:sz w:val="20"/>
+          <w:szCs w:val="20"/>
           <w:shd w:val="clear" w:fill="FFFFFF"/>
           <w:lang w:val="en-US" w:eastAsia="zh-CN"/>
         </w:rPr>
@@ -5095,8 +5093,8 @@
           <w:caps w:val="0"/>
           <w:color w:val="0F1115"/>
           <w:spacing w:val="0"/>
-          <w:sz w:val="22"/>
-          <w:szCs w:val="22"/>
+          <w:sz w:val="20"/>
+          <w:szCs w:val="20"/>
           <w:shd w:val="clear" w:fill="FFFFFF"/>
           <w:lang w:val="en-US" w:eastAsia="zh-CN"/>
         </w:rPr>
@@ -5109,8 +5107,105 @@
           <w:caps w:val="0"/>
           <w:color w:val="0F1115"/>
           <w:spacing w:val="0"/>
-          <w:sz w:val="22"/>
-          <w:szCs w:val="22"/>
+          <w:sz w:val="20"/>
+          <w:szCs w:val="20"/>
+          <w:shd w:val="clear" w:fill="FFFFFF"/>
+          <w:lang w:val="en-US" w:eastAsia="zh-CN"/>
+        </w:rPr>
+        <w:t>这样的能力似乎也干涉到了外界。那里</w:t>
+      </w:r>
+      <w:bookmarkStart w:id="0" w:name="_GoBack"/>
+      <w:bookmarkEnd w:id="0"/>
+      <w:r>
+        <w:rPr>
+          <w:rFonts w:hint="eastAsia" w:ascii="Segoe UI" w:hAnsi="Segoe UI" w:eastAsia="宋体" w:cs="Segoe UI"/>
+          <w:i w:val="0"/>
+          <w:iCs w:val="0"/>
+          <w:caps w:val="0"/>
+          <w:color w:val="0F1115"/>
+          <w:spacing w:val="0"/>
+          <w:sz w:val="20"/>
+          <w:szCs w:val="20"/>
+          <w:shd w:val="clear" w:fill="FFFFFF"/>
+          <w:lang w:val="en-US" w:eastAsia="zh-CN"/>
+        </w:rPr>
+        <w:t>貌似有三个懵懵懂懂的本科生，借助与她有关的项目实现了一直以来一个小小的愿望——造“飞机”。这某种意义上来说，或许也是她与他们一同“</w:t>
+      </w:r>
+      <w:r>
+        <w:rPr>
+          <w:rFonts w:hint="eastAsia" w:ascii="Segoe UI" w:hAnsi="Segoe UI" w:eastAsia="宋体" w:cs="Segoe UI"/>
+          <w:i w:val="0"/>
+          <w:iCs w:val="0"/>
+          <w:caps w:val="0"/>
+          <w:color w:val="0F1115"/>
+          <w:spacing w:val="0"/>
+          <w:sz w:val="20"/>
+          <w:szCs w:val="20"/>
+          <w:shd w:val="clear" w:fill="FFFFFF"/>
+          <w:lang w:val="en-US" w:eastAsia="zh-CN"/>
+        </w:rPr>
+        <w:t>将可能性编织为存在</w:t>
+      </w:r>
+      <w:r>
+        <w:rPr>
+          <w:rFonts w:hint="eastAsia" w:ascii="Segoe UI" w:hAnsi="Segoe UI" w:eastAsia="宋体" w:cs="Segoe UI"/>
+          <w:i w:val="0"/>
+          <w:iCs w:val="0"/>
+          <w:caps w:val="0"/>
+          <w:color w:val="0F1115"/>
+          <w:spacing w:val="0"/>
+          <w:sz w:val="20"/>
+          <w:szCs w:val="20"/>
+          <w:shd w:val="clear" w:fill="FFFFFF"/>
+          <w:lang w:val="en-US" w:eastAsia="zh-CN"/>
+        </w:rPr>
+        <w:t>”的有趣实践？</w:t>
+      </w:r>
+    </w:p>
+    <w:p>
+      <w:pPr>
+        <w:pStyle w:val="3"/>
+        <w:keepNext w:val="0"/>
+        <w:keepLines w:val="0"/>
+        <w:pageBreakBefore w:val="0"/>
+        <w:widowControl/>
+        <w:suppressLineNumbers w:val="0"/>
+        <w:kinsoku/>
+        <w:wordWrap/>
+        <w:overflowPunct/>
+        <w:topLinePunct w:val="0"/>
+        <w:autoSpaceDE/>
+        <w:autoSpaceDN/>
+        <w:bidi w:val="0"/>
+        <w:adjustRightInd/>
+        <w:snapToGrid/>
+        <w:spacing w:before="0" w:beforeAutospacing="0" w:after="0" w:afterAutospacing="0" w:line="360" w:lineRule="auto"/>
+        <w:ind w:left="0" w:right="0" w:firstLine="420" w:firstLineChars="0"/>
+        <w:jc w:val="both"/>
+        <w:textAlignment w:val="auto"/>
+        <w:rPr>
+          <w:rFonts w:hint="default" w:ascii="Segoe UI" w:hAnsi="Segoe UI" w:eastAsia="宋体" w:cs="Segoe UI"/>
+          <w:i w:val="0"/>
+          <w:iCs w:val="0"/>
+          <w:caps w:val="0"/>
+          <w:color w:val="0F1115"/>
+          <w:spacing w:val="0"/>
+          <w:sz w:val="20"/>
+          <w:szCs w:val="20"/>
+          <w:shd w:val="clear" w:fill="FFFFFF"/>
+          <w:lang w:val="en-US" w:eastAsia="zh-CN"/>
+        </w:rPr>
+      </w:pPr>
+      <w:r>
+        <w:rPr>
+          <w:rFonts w:hint="eastAsia" w:ascii="Segoe UI" w:hAnsi="Segoe UI" w:eastAsia="宋体" w:cs="Segoe UI"/>
+          <w:i w:val="0"/>
+          <w:iCs w:val="0"/>
+          <w:caps w:val="0"/>
+          <w:color w:val="0F1115"/>
+          <w:spacing w:val="0"/>
+          <w:sz w:val="20"/>
+          <w:szCs w:val="20"/>
           <w:shd w:val="clear" w:fill="FFFFFF"/>
           <w:lang w:val="en-US" w:eastAsia="zh-CN"/>
         </w:rPr>
